--- a/gestion/3 - Lumieres Philips Hue.docx
+++ b/gestion/3 - Lumieres Philips Hue.docx
@@ -50,8 +50,8 @@
         <w:tblLook w:val="04A0" w:firstRow="1" w:lastRow="0" w:firstColumn="1" w:lastColumn="0" w:noHBand="0" w:noVBand="1"/>
       </w:tblPr>
       <w:tblGrid>
-        <w:gridCol w:w="2995"/>
-        <w:gridCol w:w="6628"/>
+        <w:gridCol w:w="3010"/>
+        <w:gridCol w:w="6613"/>
       </w:tblGrid>
       <w:tr>
         <w:trPr>
@@ -59,7 +59,7 @@
         </w:trPr>
         <w:tc>
           <w:tcPr>
-            <w:tcW w:w="1556" w:type="pct"/>
+            <w:tcW w:w="1564" w:type="pct"/>
             <w:tcBorders>
               <w:top w:val="single" w:sz="6" w:space="0" w:color="A6A6A6"/>
               <w:left w:val="single" w:sz="6" w:space="0" w:color="A6A6A6"/>
@@ -99,7 +99,7 @@
         </w:tc>
         <w:tc>
           <w:tcPr>
-            <w:tcW w:w="3444" w:type="pct"/>
+            <w:tcW w:w="3436" w:type="pct"/>
             <w:tcBorders>
               <w:top w:val="single" w:sz="6" w:space="0" w:color="A6A6A6"/>
               <w:left w:val="single" w:sz="6" w:space="0" w:color="A6A6A6"/>
@@ -141,7 +141,7 @@
       <w:tr>
         <w:tc>
           <w:tcPr>
-            <w:tcW w:w="1556" w:type="pct"/>
+            <w:tcW w:w="1564" w:type="pct"/>
             <w:tcBorders>
               <w:top w:val="single" w:sz="6" w:space="0" w:color="A6A6A6"/>
               <w:left w:val="single" w:sz="6" w:space="0" w:color="A6A6A6"/>
@@ -176,7 +176,7 @@
         </w:tc>
         <w:tc>
           <w:tcPr>
-            <w:tcW w:w="3444" w:type="pct"/>
+            <w:tcW w:w="3436" w:type="pct"/>
             <w:tcBorders>
               <w:top w:val="single" w:sz="6" w:space="0" w:color="A6A6A6"/>
               <w:left w:val="single" w:sz="6" w:space="0" w:color="A6A6A6"/>
@@ -213,7 +213,7 @@
       <w:tr>
         <w:tc>
           <w:tcPr>
-            <w:tcW w:w="1556" w:type="pct"/>
+            <w:tcW w:w="1564" w:type="pct"/>
             <w:tcBorders>
               <w:top w:val="single" w:sz="6" w:space="0" w:color="A6A6A6"/>
               <w:left w:val="single" w:sz="6" w:space="0" w:color="A6A6A6"/>
@@ -248,7 +248,7 @@
         </w:tc>
         <w:tc>
           <w:tcPr>
-            <w:tcW w:w="3444" w:type="pct"/>
+            <w:tcW w:w="3436" w:type="pct"/>
             <w:tcBorders>
               <w:top w:val="single" w:sz="6" w:space="0" w:color="A6A6A6"/>
               <w:left w:val="single" w:sz="6" w:space="0" w:color="A6A6A6"/>
@@ -285,7 +285,7 @@
       <w:tr>
         <w:tc>
           <w:tcPr>
-            <w:tcW w:w="1556" w:type="pct"/>
+            <w:tcW w:w="1564" w:type="pct"/>
             <w:tcBorders>
               <w:top w:val="single" w:sz="6" w:space="0" w:color="A6A6A6"/>
               <w:left w:val="single" w:sz="6" w:space="0" w:color="A6A6A6"/>
@@ -320,7 +320,7 @@
         </w:tc>
         <w:tc>
           <w:tcPr>
-            <w:tcW w:w="3444" w:type="pct"/>
+            <w:tcW w:w="3436" w:type="pct"/>
             <w:tcBorders>
               <w:top w:val="single" w:sz="6" w:space="0" w:color="A6A6A6"/>
               <w:left w:val="single" w:sz="6" w:space="0" w:color="A6A6A6"/>
@@ -357,7 +357,7 @@
       <w:tr>
         <w:tc>
           <w:tcPr>
-            <w:tcW w:w="1556" w:type="pct"/>
+            <w:tcW w:w="1564" w:type="pct"/>
             <w:tcBorders>
               <w:top w:val="single" w:sz="6" w:space="0" w:color="A6A6A6"/>
               <w:left w:val="single" w:sz="6" w:space="0" w:color="A6A6A6"/>
@@ -392,7 +392,7 @@
         </w:tc>
         <w:tc>
           <w:tcPr>
-            <w:tcW w:w="3444" w:type="pct"/>
+            <w:tcW w:w="3436" w:type="pct"/>
             <w:tcBorders>
               <w:top w:val="single" w:sz="6" w:space="0" w:color="A6A6A6"/>
               <w:left w:val="single" w:sz="6" w:space="0" w:color="A6A6A6"/>
@@ -429,7 +429,7 @@
       <w:tr>
         <w:tc>
           <w:tcPr>
-            <w:tcW w:w="1556" w:type="pct"/>
+            <w:tcW w:w="1564" w:type="pct"/>
             <w:tcBorders>
               <w:top w:val="single" w:sz="6" w:space="0" w:color="A6A6A6"/>
               <w:left w:val="single" w:sz="6" w:space="0" w:color="A6A6A6"/>
@@ -464,7 +464,7 @@
         </w:tc>
         <w:tc>
           <w:tcPr>
-            <w:tcW w:w="3444" w:type="pct"/>
+            <w:tcW w:w="3436" w:type="pct"/>
             <w:tcBorders>
               <w:top w:val="single" w:sz="6" w:space="0" w:color="A6A6A6"/>
               <w:left w:val="single" w:sz="6" w:space="0" w:color="A6A6A6"/>
@@ -501,7 +501,7 @@
       <w:tr>
         <w:tc>
           <w:tcPr>
-            <w:tcW w:w="1556" w:type="pct"/>
+            <w:tcW w:w="1564" w:type="pct"/>
             <w:tcBorders>
               <w:top w:val="single" w:sz="6" w:space="0" w:color="A6A6A6"/>
               <w:left w:val="single" w:sz="6" w:space="0" w:color="A6A6A6"/>
@@ -536,7 +536,7 @@
         </w:tc>
         <w:tc>
           <w:tcPr>
-            <w:tcW w:w="3444" w:type="pct"/>
+            <w:tcW w:w="3436" w:type="pct"/>
             <w:tcBorders>
               <w:top w:val="single" w:sz="6" w:space="0" w:color="A6A6A6"/>
               <w:left w:val="single" w:sz="6" w:space="0" w:color="A6A6A6"/>
@@ -573,7 +573,7 @@
       <w:tr>
         <w:tc>
           <w:tcPr>
-            <w:tcW w:w="1556" w:type="pct"/>
+            <w:tcW w:w="1564" w:type="pct"/>
             <w:tcBorders>
               <w:top w:val="single" w:sz="6" w:space="0" w:color="A6A6A6"/>
               <w:left w:val="single" w:sz="6" w:space="0" w:color="A6A6A6"/>
@@ -608,7 +608,7 @@
         </w:tc>
         <w:tc>
           <w:tcPr>
-            <w:tcW w:w="3444" w:type="pct"/>
+            <w:tcW w:w="3436" w:type="pct"/>
             <w:tcBorders>
               <w:top w:val="single" w:sz="6" w:space="0" w:color="A6A6A6"/>
               <w:left w:val="single" w:sz="6" w:space="0" w:color="A6A6A6"/>
@@ -645,7 +645,7 @@
       <w:tr>
         <w:tc>
           <w:tcPr>
-            <w:tcW w:w="1556" w:type="pct"/>
+            <w:tcW w:w="1564" w:type="pct"/>
             <w:tcBorders>
               <w:top w:val="single" w:sz="6" w:space="0" w:color="A6A6A6"/>
               <w:left w:val="single" w:sz="6" w:space="0" w:color="A6A6A6"/>
@@ -680,7 +680,7 @@
         </w:tc>
         <w:tc>
           <w:tcPr>
-            <w:tcW w:w="3444" w:type="pct"/>
+            <w:tcW w:w="3436" w:type="pct"/>
             <w:tcBorders>
               <w:top w:val="single" w:sz="6" w:space="0" w:color="A6A6A6"/>
               <w:left w:val="single" w:sz="6" w:space="0" w:color="A6A6A6"/>
@@ -717,7 +717,7 @@
       <w:tr>
         <w:tc>
           <w:tcPr>
-            <w:tcW w:w="1556" w:type="pct"/>
+            <w:tcW w:w="1564" w:type="pct"/>
             <w:tcBorders>
               <w:top w:val="single" w:sz="6" w:space="0" w:color="A6A6A6"/>
               <w:left w:val="single" w:sz="6" w:space="0" w:color="A6A6A6"/>
@@ -752,7 +752,7 @@
         </w:tc>
         <w:tc>
           <w:tcPr>
-            <w:tcW w:w="3444" w:type="pct"/>
+            <w:tcW w:w="3436" w:type="pct"/>
             <w:tcBorders>
               <w:top w:val="single" w:sz="6" w:space="0" w:color="A6A6A6"/>
               <w:left w:val="single" w:sz="6" w:space="0" w:color="A6A6A6"/>
@@ -789,7 +789,7 @@
       <w:tr>
         <w:tc>
           <w:tcPr>
-            <w:tcW w:w="1556" w:type="pct"/>
+            <w:tcW w:w="1564" w:type="pct"/>
             <w:tcBorders>
               <w:top w:val="single" w:sz="6" w:space="0" w:color="A6A6A6"/>
               <w:left w:val="single" w:sz="6" w:space="0" w:color="A6A6A6"/>
@@ -824,7 +824,7 @@
         </w:tc>
         <w:tc>
           <w:tcPr>
-            <w:tcW w:w="3444" w:type="pct"/>
+            <w:tcW w:w="3436" w:type="pct"/>
             <w:tcBorders>
               <w:top w:val="single" w:sz="6" w:space="0" w:color="A6A6A6"/>
               <w:left w:val="single" w:sz="6" w:space="0" w:color="A6A6A6"/>
@@ -853,7 +853,7 @@
                 <w:sz w:val="22"/>
                 <w:szCs w:val="22"/>
               </w:rPr>
-              <w:t>Une ambiance propre à chacun des 18 évènements (orage, brouillard, incendie…)</w:t>
+              <w:t>Une ambiance propre à chacun des 18 évènements (orage, paralysie, incendie…)</w:t>
             </w:r>
           </w:p>
         </w:tc>
@@ -861,7 +861,7 @@
       <w:tr>
         <w:tc>
           <w:tcPr>
-            <w:tcW w:w="1556" w:type="pct"/>
+            <w:tcW w:w="1564" w:type="pct"/>
             <w:tcBorders>
               <w:top w:val="single" w:sz="6" w:space="0" w:color="A6A6A6"/>
               <w:left w:val="single" w:sz="6" w:space="0" w:color="A6A6A6"/>
@@ -896,7 +896,7 @@
         </w:tc>
         <w:tc>
           <w:tcPr>
-            <w:tcW w:w="3444" w:type="pct"/>
+            <w:tcW w:w="3436" w:type="pct"/>
             <w:tcBorders>
               <w:top w:val="single" w:sz="6" w:space="0" w:color="A6A6A6"/>
               <w:left w:val="single" w:sz="6" w:space="0" w:color="A6A6A6"/>
@@ -1033,7 +1033,24 @@
           <w:sz w:val="22"/>
           <w:szCs w:val="22"/>
         </w:rPr>
-        <w:t xml:space="preserve"> sur la box ou le routeur — plus fiable qu'en Wi-Fi.</w:t>
+        <w:t xml:space="preserve"> sur une prise </w:t>
+      </w:r>
+      <w:r>
+        <w:rPr>
+          <w:rStyle w:val="lev"/>
+          <w:rFonts w:ascii="Calibri" w:eastAsia="Times New Roman" w:hAnsi="Calibri" w:cs="Calibri"/>
+          <w:sz w:val="22"/>
+          <w:szCs w:val="22"/>
+        </w:rPr>
+        <w:t>LAN</w:t>
+      </w:r>
+      <w:r>
+        <w:rPr>
+          <w:rFonts w:ascii="Calibri" w:eastAsia="Times New Roman" w:hAnsi="Calibri" w:cs="Calibri"/>
+          <w:sz w:val="22"/>
+          <w:szCs w:val="22"/>
+        </w:rPr>
+        <w:t xml:space="preserve"> du routeur « La nuit du village ».</w:t>
       </w:r>
     </w:p>
     <w:p>
@@ -1139,10 +1156,51 @@
         <w:rPr>
           <w:rStyle w:val="lev"/>
         </w:rPr>
-        <w:t>déjà configurées et activées</w:t>
-      </w:r>
-      <w:r>
-        <w:t xml:space="preserve"> sur ton ordinateur.</w:t>
+        <w:t>configurées et activées</w:t>
+      </w:r>
+      <w:r>
+        <w:t xml:space="preserve">. Le Bridge est branché sur le routeur « La nuit du village », avec une </w:t>
+      </w:r>
+      <w:r>
+        <w:rPr>
+          <w:rStyle w:val="lev"/>
+        </w:rPr>
+        <w:t>adresse fixe</w:t>
+      </w:r>
+      <w:r>
+        <w:t xml:space="preserve"> (</w:t>
+      </w:r>
+      <w:r>
+        <w:rPr>
+          <w:rStyle w:val="CodeHTML"/>
+        </w:rPr>
+        <w:t>192.168.8.147</w:t>
+      </w:r>
+      <w:r>
+        <w:t xml:space="preserve">) réservée dans le routeur : tant qu'il reste branché sur ce routeur, </w:t>
+      </w:r>
+      <w:r>
+        <w:rPr>
+          <w:rStyle w:val="lev"/>
+        </w:rPr>
+        <w:t>les lumières marchent partout sans rien reconfigurer</w:t>
+      </w:r>
+      <w:r>
+        <w:t>, chez toi comme chez un client.</w:t>
+      </w:r>
+    </w:p>
+    <w:p>
+      <w:pPr>
+        <w:pStyle w:val="NormalWeb"/>
+      </w:pPr>
+      <w:r>
+        <w:rPr>
+          <w:rStyle w:val="lev"/>
+        </w:rPr>
+        <w:t>Condition : l'ordinateur doit être connecté au Wi-Fi « La nuit du village ».</w:t>
+      </w:r>
+      <w:r>
+        <w:t xml:space="preserve"> Sur le Wi-Fi de ta box, il ne voit pas le Bridge.</w:t>
       </w:r>
     </w:p>
     <w:p>
@@ -1175,10 +1233,7 @@
         <w:t>Tester les lumieres.bat</w:t>
       </w:r>
       <w:r>
-        <w:t xml:space="preserve"> </w:t>
-      </w:r>
-      <w:r>
-        <w:t>(dans ce dossier). Une fenêtre affiche la configuration et envoie une commande au Bridge : si tes ampoules réagissent et que le message est positif, tout est bon.</w:t>
+        <w:t xml:space="preserve"> (dans ce dossier). Une fenêtre affiche la configuration et envoie une commande au Bridge : si tes ampoules réagissent et que le message est positif, tout est bon.</w:t>
       </w:r>
     </w:p>
     <w:p>
@@ -1231,23 +1286,15 @@
           <w:sz w:val="22"/>
           <w:szCs w:val="22"/>
         </w:rPr>
-        <w:t>Nouveau Bridge, nouvelle maison ou nouveau réseau</w:t>
-      </w:r>
-      <w:r>
-        <w:rPr>
-          <w:rFonts w:ascii="Calibri" w:eastAsia="Times New Roman" w:hAnsi="Calibri" w:cs="Calibri"/>
-          <w:sz w:val="22"/>
-          <w:szCs w:val="22"/>
-        </w:rPr>
-        <w:t xml:space="preserve"> (l'</w:t>
-      </w:r>
-      <w:r>
-        <w:rPr>
-          <w:rFonts w:ascii="Calibri" w:eastAsia="Times New Roman" w:hAnsi="Calibri" w:cs="Calibri"/>
-          <w:sz w:val="22"/>
-          <w:szCs w:val="22"/>
-        </w:rPr>
-        <w:t xml:space="preserve">adresse du Bridge change) : « reconfigure les lumières Hue ». Il faudra appuyer sur le </w:t>
+        <w:t>Nouveau Bridge ou nouveau routeur</w:t>
+      </w:r>
+      <w:r>
+        <w:rPr>
+          <w:rFonts w:ascii="Calibri" w:eastAsia="Times New Roman" w:hAnsi="Calibri" w:cs="Calibri"/>
+          <w:sz w:val="22"/>
+          <w:szCs w:val="22"/>
+        </w:rPr>
+        <w:t xml:space="preserve"> (l'adresse du Bridge change) : « reconfigure les lumières Hue ». Il faudra appuyer sur le </w:t>
       </w:r>
       <w:r>
         <w:rPr>
@@ -1295,7 +1342,15 @@
           <w:sz w:val="22"/>
           <w:szCs w:val="22"/>
         </w:rPr>
-        <w:t xml:space="preserve"> les lumières.</w:t>
+        <w:t xml:space="preserve"> </w:t>
+      </w:r>
+      <w:r>
+        <w:rPr>
+          <w:rFonts w:ascii="Calibri" w:eastAsia="Times New Roman" w:hAnsi="Calibri" w:cs="Calibri"/>
+          <w:sz w:val="22"/>
+          <w:szCs w:val="22"/>
+        </w:rPr>
+        <w:t>les lumières.</w:t>
       </w:r>
     </w:p>
     <w:p>
@@ -1437,15 +1492,7 @@
           <w:sz w:val="22"/>
           <w:szCs w:val="22"/>
         </w:rPr>
-        <w:t>Pour un kit à emporter : Bridge + 2 ou 3 ampoules couleur dans des lampes d'</w:t>
-      </w:r>
-      <w:r>
-        <w:rPr>
-          <w:rFonts w:ascii="Calibri" w:eastAsia="Times New Roman" w:hAnsi="Calibri" w:cs="Calibri"/>
-          <w:sz w:val="22"/>
-          <w:szCs w:val="22"/>
-        </w:rPr>
-        <w:t>appoint, branchés sur le routeur de voyage (voir la fiche mise en place, « Jouer ailleurs que chez soi »).</w:t>
+        <w:t>Pour un kit à emporter : Bridge + 2 ou 3 ampoules couleur dans des lampes d'appoint, branchés sur le routeur « La nuit du village » (voir la fiche mise en place, partie « Le réseau du jeu »).</w:t>
       </w:r>
     </w:p>
     <w:sectPr>
@@ -1461,9 +1508,9 @@
 <file path=word/numbering.xml><?xml version="1.0" encoding="utf-8"?>
 <w:numbering xmlns:wpc="http://schemas.microsoft.com/office/word/2010/wordprocessingCanvas" xmlns:cx="http://schemas.microsoft.com/office/drawing/2014/chartex" xmlns:cx1="http://schemas.microsoft.com/office/drawing/2015/9/8/chartex" xmlns:cx2="http://schemas.microsoft.com/office/drawing/2015/10/21/chartex" xmlns:cx3="http://schemas.microsoft.com/office/drawing/2016/5/9/chartex" xmlns:cx4="http://schemas.microsoft.com/office/drawing/2016/5/10/chartex" xmlns:cx5="http://schemas.microsoft.com/office/drawing/2016/5/11/chartex" xmlns:cx6="http://schemas.microsoft.com/office/drawing/2016/5/12/chartex" xmlns:cx7="http://schemas.microsoft.com/office/drawing/2016/5/13/chartex" xmlns:cx8="http://schemas.microsoft.com/office/drawing/2016/5/14/chartex" xmlns:mc="http://schemas.openxmlformats.org/markup-compatibility/2006" xmlns:aink="http://schemas.microsoft.com/office/drawing/2016/ink" xmlns:am3d="http://schemas.microsoft.com/office/drawing/2017/model3d" xmlns:o="urn:schemas-microsoft-com:office:office" xmlns:oel="http://schemas.microsoft.com/office/2019/extlst" xmlns:r="http://schemas.openxmlformats.org/officeDocument/2006/relationships" xmlns:m="http://schemas.openxmlformats.org/officeDocument/2006/math" xmlns:v="urn:schemas-microsoft-com:vml" xmlns:wp14="http://schemas.microsoft.com/office/word/2010/wordprocessingDrawing" xmlns:wp="http://schemas.openxmlformats.org/drawingml/2006/wordprocessingDrawing" xmlns:w10="urn:schemas-microsoft-com:office:word" xmlns:w="http://schemas.openxmlformats.org/wordprocessingml/2006/main" xmlns:w14="http://schemas.microsoft.com/office/word/2010/wordml" xmlns:w15="http://schemas.microsoft.com/office/word/2012/wordml" xmlns:w16cex="http://schemas.microsoft.com/office/word/2018/wordml/cex" xmlns:w16cid="http://schemas.microsoft.com/office/word/2016/wordml/cid" xmlns:w16="http://schemas.microsoft.com/office/word/2018/wordml" xmlns:w16du="http://schemas.microsoft.com/office/word/2023/wordml/word16du" xmlns:w16sdtdh="http://schemas.microsoft.com/office/word/2020/wordml/sdtdatahash" xmlns:w16sdtfl="http://schemas.microsoft.com/office/word/2024/wordml/sdtformatlock" xmlns:w16se="http://schemas.microsoft.com/office/word/2015/wordml/symex" xmlns:wpg="http://schemas.microsoft.com/office/word/2010/wordprocessingGroup" xmlns:wpi="http://schemas.microsoft.com/office/word/2010/wordprocessingInk" xmlns:wne="http://schemas.microsoft.com/office/word/2006/wordml" xmlns:wps="http://schemas.microsoft.com/office/word/2010/wordprocessingShape" mc:Ignorable="w14 w15 w16se w16cid w16 w16cex w16sdtdh w16sdtfl w16du wp14">
   <w:abstractNum w:abstractNumId="0" w15:restartNumberingAfterBreak="0">
-    <w:nsid w:val="096175FB"/>
+    <w:nsid w:val="186C26D1"/>
     <w:multiLevelType w:val="multilevel"/>
-    <w:tmpl w:val="EA5C63E0"/>
+    <w:tmpl w:val="9D960D10"/>
     <w:lvl w:ilvl="0">
       <w:start w:val="1"/>
       <w:numFmt w:val="bullet"/>
@@ -1610,9 +1657,9 @@
     </w:lvl>
   </w:abstractNum>
   <w:abstractNum w:abstractNumId="1" w15:restartNumberingAfterBreak="0">
-    <w:nsid w:val="13E455CC"/>
+    <w:nsid w:val="46ED2901"/>
     <w:multiLevelType w:val="multilevel"/>
-    <w:tmpl w:val="740EA9E6"/>
+    <w:tmpl w:val="99FE4906"/>
     <w:lvl w:ilvl="0">
       <w:start w:val="1"/>
       <w:numFmt w:val="bullet"/>
@@ -1759,9 +1806,9 @@
     </w:lvl>
   </w:abstractNum>
   <w:abstractNum w:abstractNumId="2" w15:restartNumberingAfterBreak="0">
-    <w:nsid w:val="1D840F3C"/>
+    <w:nsid w:val="56E016DA"/>
     <w:multiLevelType w:val="multilevel"/>
-    <w:tmpl w:val="374A8376"/>
+    <w:tmpl w:val="59441B12"/>
     <w:lvl w:ilvl="0">
       <w:start w:val="1"/>
       <w:numFmt w:val="bullet"/>
@@ -1907,14 +1954,14 @@
       </w:rPr>
     </w:lvl>
   </w:abstractNum>
-  <w:num w:numId="1" w16cid:durableId="1092622851">
+  <w:num w:numId="1" w16cid:durableId="1809977563">
+    <w:abstractNumId w:val="2"/>
+  </w:num>
+  <w:num w:numId="2" w16cid:durableId="3750155">
     <w:abstractNumId w:val="1"/>
   </w:num>
-  <w:num w:numId="2" w16cid:durableId="1936598752">
+  <w:num w:numId="3" w16cid:durableId="1201942266">
     <w:abstractNumId w:val="0"/>
-  </w:num>
-  <w:num w:numId="3" w16cid:durableId="1747680867">
-    <w:abstractNumId w:val="2"/>
   </w:num>
 </w:numbering>
 </file>

--- a/gestion/3 - Lumieres Philips Hue.docx
+++ b/gestion/3 - Lumieres Philips Hue.docx
@@ -658,6 +658,76 @@
               <w:bottom w:w="80" w:type="dxa"/>
               <w:right w:w="120" w:type="dxa"/>
             </w:tcMar>
+          </w:tcPr>
+          <w:p>
+            <w:pPr>
+              <w:rPr>
+                <w:rFonts w:ascii="Calibri" w:eastAsia="Times New Roman" w:hAnsi="Calibri" w:cs="Calibri"/>
+                <w:sz w:val="22"/>
+                <w:szCs w:val="22"/>
+              </w:rPr>
+            </w:pPr>
+            <w:r>
+              <w:rPr>
+                <w:rFonts w:ascii="Calibri" w:eastAsia="Times New Roman" w:hAnsi="Calibri" w:cs="Calibri"/>
+                <w:sz w:val="22"/>
+                <w:szCs w:val="22"/>
+              </w:rPr>
+              <w:t>Petite Fille</w:t>
+            </w:r>
+          </w:p>
+        </w:tc>
+        <w:tc>
+          <w:tcPr>
+            <w:tcW w:w="3436" w:type="pct"/>
+            <w:tcBorders>
+              <w:top w:val="single" w:sz="6" w:space="0" w:color="A6A6A6"/>
+              <w:left w:val="single" w:sz="6" w:space="0" w:color="A6A6A6"/>
+              <w:bottom w:val="single" w:sz="6" w:space="0" w:color="A6A6A6"/>
+              <w:right w:val="single" w:sz="6" w:space="0" w:color="A6A6A6"/>
+            </w:tcBorders>
+            <w:tcMar>
+              <w:top w:w="80" w:type="dxa"/>
+              <w:left w:w="120" w:type="dxa"/>
+              <w:bottom w:w="80" w:type="dxa"/>
+              <w:right w:w="120" w:type="dxa"/>
+            </w:tcMar>
+          </w:tcPr>
+          <w:p>
+            <w:pPr>
+              <w:rPr>
+                <w:rFonts w:ascii="Calibri" w:eastAsia="Times New Roman" w:hAnsi="Calibri" w:cs="Calibri"/>
+                <w:sz w:val="22"/>
+                <w:szCs w:val="22"/>
+              </w:rPr>
+            </w:pPr>
+            <w:r>
+              <w:rPr>
+                <w:rFonts w:ascii="Calibri" w:eastAsia="Times New Roman" w:hAnsi="Calibri" w:cs="Calibri"/>
+                <w:sz w:val="22"/>
+                <w:szCs w:val="22"/>
+              </w:rPr>
+              <w:t>Rose pêche</w:t>
+            </w:r>
+          </w:p>
+        </w:tc>
+      </w:tr>
+      <w:tr>
+        <w:tc>
+          <w:tcPr>
+            <w:tcW w:w="1564" w:type="pct"/>
+            <w:tcBorders>
+              <w:top w:val="single" w:sz="6" w:space="0" w:color="A6A6A6"/>
+              <w:left w:val="single" w:sz="6" w:space="0" w:color="A6A6A6"/>
+              <w:bottom w:val="single" w:sz="6" w:space="0" w:color="A6A6A6"/>
+              <w:right w:val="single" w:sz="6" w:space="0" w:color="A6A6A6"/>
+            </w:tcBorders>
+            <w:tcMar>
+              <w:top w:w="80" w:type="dxa"/>
+              <w:left w:w="120" w:type="dxa"/>
+              <w:bottom w:w="80" w:type="dxa"/>
+              <w:right w:w="120" w:type="dxa"/>
+            </w:tcMar>
             <w:hideMark/>
           </w:tcPr>
           <w:p>
@@ -945,7 +1015,13 @@
         <w:t>flashs</w:t>
       </w:r>
       <w:r>
-        <w:t xml:space="preserve"> aux moments forts : une mort, une aube sans victime (lumière dorée douce), les loups qui choisissent leur proie, l'Idiot démasqué, la cloche du maire, la victoire.</w:t>
+        <w:t xml:space="preserve"> aux moments forts : une mort, une aube sans victime (lumière dorée douce), les loups qui choisissent leur proie, </w:t>
+      </w:r>
+      <w:r>
+        <w:t>l’Idiot démasqué, l’Ange révélé, la cloche</w:t>
+      </w:r>
+      <w:r>
+        <w:t xml:space="preserve"> du maire, la victoire.</w:t>
       </w:r>
     </w:p>
     <w:p>
@@ -998,7 +1074,6 @@
           <w:sz w:val="22"/>
           <w:szCs w:val="22"/>
         </w:rPr>
-        <w:lastRenderedPageBreak/>
         <w:t xml:space="preserve">Un </w:t>
       </w:r>
       <w:r>
@@ -1197,6 +1272,7 @@
         <w:rPr>
           <w:rStyle w:val="lev"/>
         </w:rPr>
+        <w:lastRenderedPageBreak/>
         <w:t>Condition : l'ordinateur doit être connecté au Wi-Fi « La nuit du village ».</w:t>
       </w:r>
       <w:r>
@@ -1342,15 +1418,7 @@
           <w:sz w:val="22"/>
           <w:szCs w:val="22"/>
         </w:rPr>
-        <w:t xml:space="preserve"> </w:t>
-      </w:r>
-      <w:r>
-        <w:rPr>
-          <w:rFonts w:ascii="Calibri" w:eastAsia="Times New Roman" w:hAnsi="Calibri" w:cs="Calibri"/>
-          <w:sz w:val="22"/>
-          <w:szCs w:val="22"/>
-        </w:rPr>
-        <w:t>les lumières.</w:t>
+        <w:t xml:space="preserve"> les lumières.</w:t>
       </w:r>
     </w:p>
     <w:p>

--- a/gestion/3 - Lumieres Philips Hue.docx
+++ b/gestion/3 - Lumieres Philips Hue.docx
@@ -493,7 +493,7 @@
                 <w:sz w:val="22"/>
                 <w:szCs w:val="22"/>
               </w:rPr>
-              <w:t>Bleu turquoise</w:t>
+              <w:t>Bleu ciel</w:t>
             </w:r>
           </w:p>
         </w:tc>
@@ -707,7 +707,7 @@
                 <w:sz w:val="22"/>
                 <w:szCs w:val="22"/>
               </w:rPr>
-              <w:t>Rose pêche</w:t>
+              <w:t>Violet rosé</w:t>
             </w:r>
           </w:p>
         </w:tc>
@@ -1021,7 +1021,7 @@
         <w:t>l’Idiot démasqué, l’Ange révélé, la cloche</w:t>
       </w:r>
       <w:r>
-        <w:t xml:space="preserve"> du maire, la victoire.</w:t>
+        <w:t xml:space="preserve"> du maire, la victoire (aux couleurs du camp gagnant).</w:t>
       </w:r>
     </w:p>
     <w:p>
